--- a/Звіт_ЛР05.docx
+++ b/Звіт_ЛР05.docx
@@ -573,7 +573,7 @@
     </w:p>
     <w:p>
       <w:r>
-        <w:t>Сформувати практичні навички створення надійних Python-програм, які коректно працюють із помилками, файловими ресурсами, конфігурацією та структурованими форматами даних. Опанувати механізм винятків (Exceptions), менеджерів контексту, логування та потокового вводу-виводу (Streaming I/O).</w:t>
+        <w:t>Сформувати практичні навички створення надійних Python-програм, які коректно працюють із помилками, файловими ресурсами, конфігурацією та структурованими форматами даних. Опанувати принципи EAFP, fail-fast, створення власних менеджерів контексту, механізми висхідного ланцюжка винятків (exception chaining) та атомарний запис файлів без перевантаження оперативної пам'яті за допомогою Streaming I/O.</w:t>
       </w:r>
     </w:p>
     <w:p>
@@ -591,7 +591,32 @@
     </w:p>
     <w:p>
       <w:r>
-        <w:t>Відповідно до **варіант №3**, у лабораторній роботі реалізовано **Систему імпорту, валідації та обробки показників датчиків розумного будинку (IoT Sensors Data Processor)**.</w:t>
+        <w:t>Для реалізації **варіант №3** було обрано доменну область **"Телеметрія IoT датчиків" (IoT Sensor Telemetry)**. Кожен запис містить такі поля:</w:t>
+      </w:r>
+    </w:p>
+    <w:p>
+      <w:r>
+        <w:t>- `sensor_id` (ідентифікатор сенсора)</w:t>
+      </w:r>
+    </w:p>
+    <w:p>
+      <w:r>
+        <w:t>- `timestamp` (дата та час зняття показника)</w:t>
+      </w:r>
+    </w:p>
+    <w:p>
+      <w:r>
+        <w:t>- `temperature` (температура в межах заданого діапазону)</w:t>
+      </w:r>
+    </w:p>
+    <w:p>
+      <w:r>
+        <w:t>- `humidity` (вологість в межах заданого діапазону)</w:t>
+      </w:r>
+    </w:p>
+    <w:p>
+      <w:r>
+        <w:t>- `status` (статус пристрою: `OK`, `WARNING`, `ERROR`)</w:t>
       </w:r>
     </w:p>
     <w:p>
@@ -599,67 +624,52 @@
         <w:pStyle w:val="Heading3"/>
       </w:pPr>
       <w:r>
-        <w:t>Архітектура системи:</w:t>
+        <w:t>Архітектурні рішення:</w:t>
       </w:r>
     </w:p>
     <w:p>
       <w:r>
-        <w:t>1. **Ієрархія винятків (Exceptions)**:</w:t>
+        <w:t>1. **Зовнішня конфігурація**: Конфігурація процесу задається у файлі формату **YAML/JSON**. Для повної незалежності від зовнішніх залежностей (таких як бібліотека `PyYAML`, якої може не бути на машині перевірки) було створено кастомний парсер конфігурацій `parse_simple_yaml`.</w:t>
       </w:r>
     </w:p>
     <w:p>
       <w:r>
-        <w:t>Всі винятки наслідуються від базового класу `ApplicationError`. Створена деталізована структура класів помилок (`ConfigurationError`, `DataImportError`, `DataExportError` тощо), що дозволяє гнучко реагувати на нештатні ситуації на різних етапах пайплайну.</w:t>
+        <w:t>2. **Принцип Fail-fast**: Валідація параметрів конфігурації (перевірка існування файлів, валідність діапазонів значень, сумісність форматів) виконується одразу під час ініціалізації класу `AppConfig`. Програма припиняє виконання негайно у разі виявлення помилок конфігурації.</w:t>
       </w:r>
     </w:p>
     <w:p>
       <w:r>
-        <w:t>2. **Менеджер конфігурації (`AppConfig`)**:</w:t>
+        <w:t>3. **Стрімінгове читання та запис (Streaming I/O)**: Для захисту від переповнення оперативної пам'яті (при потенційному завантаженні гігабайтних логів сенсорів) читання реалізовано через **генератори** за допомогою вбудованого модуля `csv.DictReader` або зчитуванням JSON-рядків (JSON Lines) по одному рядку за ітерацію.</w:t>
       </w:r>
     </w:p>
     <w:p>
       <w:r>
-        <w:t>Завантажує JSON-файл налаштувань, валідує допустимі межі показників датчиків (температура, вологість) та політику обробки помилок. Реалізовано принцип **Fail-fast** — програма аварійно завершується на старті, якщо конфігурація некоректна чи відсутня.</w:t>
+        <w:t>4. **Концепція EAFP**: Перетворення типів (наприклад, текстового поля температури на `float`) здійснюється за принципом *"Easier to Ask Forgiveness than Permission"* за допомогою блоків `try-except-else`.</w:t>
       </w:r>
     </w:p>
     <w:p>
       <w:r>
-        <w:t>3. **Потокові зчитувачі (`DataStreamer`)**:</w:t>
+        <w:t>5. **Атомарний запис**: Реалізовано кастомний контекстний менеджер `AtomicFileWriter` за протоколом `__enter__` / `__exit__`. Запис спочатку здійснюється в унікальний тимчасовий файл. Тільки у разі успішного завершення всього пайплайну без винятків, тимчасовий файл атомарно замінює цільовий. Це гарантує, що у разі критичної помилки на диску ніколи не залишиться напівпорожнього чи пошкодженого файлу.</w:t>
       </w:r>
     </w:p>
     <w:p>
       <w:r>
-        <w:t>Забезпечують **Streaming I/O**. Дані з файлів CSV та JSON Lines (JSONL) зчитуються та генеруються поодинці за допомогою ключового слова `yield`, що запобігає перевантаженню оперативної пам'яті великими обсягами вхідних даних.</w:t>
+        <w:t>6. **Політики обробки помилок (Validation Policies)**:</w:t>
       </w:r>
     </w:p>
     <w:p>
       <w:r>
-        <w:t>4. **Валідація та конвертація доменних об'єктів (`SensorDataValidator` / `SensorReading`)**:</w:t>
+        <w:t>- `strict` — будь-який невалідний рядок зупиняє роботу програми, цільовий файл залишається незмінним.</w:t>
       </w:r>
     </w:p>
     <w:p>
       <w:r>
-        <w:t>Здійснюють бізнес-перевірку параметрів. Використовують філософію **EAFP** для початкового парсингу та перевірки типів даних, а також **LBYL** для перевірки допустимого діапазону. При помилці створюється деталізований виняток `RecordValidationError`, який містить метадані (номер рядка, невірне поле та значення).</w:t>
+        <w:t>- `log_and_skip` — невалідні записи записуються в логгер як попередження та просто пропускаються.</w:t>
       </w:r>
     </w:p>
     <w:p>
       <w:r>
-        <w:t>5. **Атомарний запис (`AtomicFileWriter`)**:</w:t>
-      </w:r>
-    </w:p>
-    <w:p>
-      <w:r>
-        <w:t>Контекстний менеджер, який здійснює запис у тимчасовий файл. Лише у разі успішного завершення операцій він замінює оригінальний вихідний файл. Це убезпечує від пошкодження та втрати старих даних при падінні скрипта на півшляху.</w:t>
-      </w:r>
-    </w:p>
-    <w:p>
-      <w:r>
-        <w:t>6. **Головний керуючий модуль (`DataProcessingPipeline`)**:</w:t>
-      </w:r>
-    </w:p>
-    <w:p>
-      <w:r>
-        <w:t>Об'єднує всі компоненти, виконує обробку з урахуванням конфігураційної політики помилок (`raise_on_invalid`, `log_and_skip`, `ignore_invalid`) та заміряє час виконання за допомогою кастомного менеджера контексту `execution_timer`.</w:t>
+        <w:t>- `force_default` — некоректні числові дані підміняються дефолтними значеннями конфігурації.</w:t>
       </w:r>
     </w:p>
     <w:p>
@@ -677,42 +687,82 @@
     </w:p>
     <w:p>
       <w:r>
-        <w:t>* **`ApplicationError` ... `RecordValidationError`**: Об'єкти винятків. `RecordValidationError` додатково зберігає контекст помилки (номер рядка, ім'я поля, передане невірне значення) для спрощення діагностики.</w:t>
+        <w:t>- **`ApplicationError` ... `ConfigurationError`** (Ієрархія винятків):</w:t>
       </w:r>
     </w:p>
     <w:p>
       <w:r>
-        <w:t>* **`execution_timer(activity_name)`**: Декоратор-контекстний менеджер для точного вимірювання швидкодії блоку коду за допомогою `time.perf_counter()`.</w:t>
+        <w:t>Забезпечує структуровану обробку помилок. `RecordValidationError` містить додаткові атрибути `line_number` та `field` для точної ідентифікації місця помилки.</w:t>
       </w:r>
     </w:p>
     <w:p>
       <w:r>
-        <w:t>* **`AtomicFileWriter`**: Реалізує протокол контекстного менеджера через методи `__enter__` та `__exit__`. Гарантує транзакційність запису на рівні файлової системи.</w:t>
+        <w:t>- **`AtomicFileWriter`**:</w:t>
       </w:r>
     </w:p>
     <w:p>
       <w:r>
-        <w:t>* **`AppConfig`**: Клас для зчитування налаштувань. Перевіряє коректність діапазонів температур та вологості на етапі ініціалізації.</w:t>
+        <w:t>Клас-менеджер контексту для безпечного запису файлів.</w:t>
       </w:r>
     </w:p>
     <w:p>
       <w:r>
-        <w:t>* **`DataStreamer`**: Містить статичні методи-генератори `stream_csv` та `stream_jsonl` для потокового читання без повного завантаження файлу в ОЗП.</w:t>
+        <w:t>- **`execution_timer`**:</w:t>
       </w:r>
     </w:p>
     <w:p>
       <w:r>
-        <w:t>* **`SensorDataValidator`**: Валідує кожне поле структури сенсора. Здійснює перетворення типів та обробляє винятки через механізм **Exception Chaining** (`raise RecordValidationError(...) from error`).</w:t>
+        <w:t>Генераторний менеджер контексту (використовує `@contextmanager`) для заміру реального часу роботи пайплайну.</w:t>
       </w:r>
     </w:p>
     <w:p>
       <w:r>
-        <w:t>* **`SensorReading`**: Доменний клас, що описує стан сенсора у системі, підтримує серіалізацію в стандартний словник Python через `.to_dict()`.</w:t>
+        <w:t>- **`AppConfig`**:</w:t>
       </w:r>
     </w:p>
     <w:p>
       <w:r>
-        <w:t>* **`DataProcessingPipeline`**: Головний конвеєр, що зв'язує вхідний потік читання, валідацію, обробку винятків та атомарний запис у вихідний файл.</w:t>
+        <w:t>Клас завантаження конфігурації та валідації параметрів. Забезпечує роботу принципу fail-fast.</w:t>
+      </w:r>
+    </w:p>
+    <w:p>
+      <w:r>
+        <w:t>- **`parse_simple_yaml`**:</w:t>
+      </w:r>
+    </w:p>
+    <w:p>
+      <w:r>
+        <w:t>Парсер файлів конфігурації у форматі YAML без використання сторонніх модулів.</w:t>
+      </w:r>
+    </w:p>
+    <w:p>
+      <w:r>
+        <w:t>- **`read_csv_streaming` та `read_jsonl_streaming`**:</w:t>
+      </w:r>
+    </w:p>
+    <w:p>
+      <w:r>
+        <w:t>Генератори для потрекового зчитування вхідних файлів даних.</w:t>
+      </w:r>
+    </w:p>
+    <w:p>
+      <w:r>
+        <w:t>- **`parse_and_validate_row`**:</w:t>
+      </w:r>
+    </w:p>
+    <w:p>
+      <w:r>
+        <w:t>Функція парсингу та валідації окремого рядка телеметрії. Демонструє використання конструкцій `try/except/else` та висхідного ланцюга винятків (`raise RecordValidationError(...) from err`).</w:t>
+      </w:r>
+    </w:p>
+    <w:p>
+      <w:r>
+        <w:t>- **`run_pipeline`**:</w:t>
+      </w:r>
+    </w:p>
+    <w:p>
+      <w:r>
+        <w:t>Головний контролер пайплайну, який координує всі кроки обробки та виконує експорт даних.</w:t>
       </w:r>
     </w:p>
     <w:p>
@@ -730,270 +780,327 @@
     </w:p>
     <w:p>
       <w:r>
-        <w:t>При запуску демонстраційного методу `main()` виконується наступний ланцюг подій:</w:t>
+        <w:t>При запуску демонстраційного методу `main()` програма виконує три етапи обробки штучно створеного "забрудненого" файлу телеметрії:</w:t>
       </w:r>
     </w:p>
     <w:p>
       <w:r>
-        <w:t>1. Ініціалізація тестового середовища (створюються `config.json`, `sensor_data.csv` з помилками та `sensor_data.jsonl`).</w:t>
+        <w:t>```</w:t>
       </w:r>
     </w:p>
     <w:p>
       <w:r>
-        <w:t>2. Успішний імпорт та валідація налаштувань.</w:t>
+        <w:t>======================================================================</w:t>
       </w:r>
     </w:p>
     <w:p>
       <w:r>
-        <w:t>3. Потокова обробка CSV файлу. Некоректні записи (з неправильною температурою, вологістю чи невірним форматом дати) безпечно фільтруються та логуються з вказівкою на конкретні рядки завдяки політиці `log_and_skip`.</w:t>
+        <w:t>СТАРТ ДЕМОНСТРАЦІЇ ЛАБОРАТОРНОЇ РОБОТИ №5 (варіант №3)</w:t>
       </w:r>
     </w:p>
     <w:p>
       <w:r>
-        <w:t>4. Результат записується у вихідний файл `processed_output.jsonl`.</w:t>
+        <w:t>======================================================================</w:t>
       </w:r>
     </w:p>
     <w:p>
       <w:r>
-        <w:t>5. Потокова обробка JSONL файлу виконується аналогічно.</w:t>
+        <w:t>[КРОК 1] Демо-файли згенеровано в директорії: /home/user/lab5_demo_temp</w:t>
       </w:r>
     </w:p>
     <w:p>
       <w:r>
-        <w:t>6. Демонструється зміна політики на `raise_on_invalid`. Програма перериває обробку при першій помилці валідації та виводить детальний ланцюжок винятків (Exception Chaining).</w:t>
+        <w:t>Вхідний файл містить 3 валідних та 4 завідомо некоректних рядки.</w:t>
       </w:r>
     </w:p>
     <w:p>
       <w:r>
-        <w:t>7. Демонструється атомарність запису: при падінні під час запису старий файл з даними не пошкоджується.</w:t>
+        <w:t>--------------------------------------------------</w:t>
       </w:r>
     </w:p>
     <w:p>
       <w:r>
-        <w:t>8. Тимчасові файли видаляються в блоці `finally`.</w:t>
-      </w:r>
-    </w:p>
-    <w:p>
-      <w:pPr>
-        <w:pStyle w:val="Heading3"/>
-      </w:pPr>
-      <w:r>
-        <w:t>Лог консолі (приклад виводу):</w:t>
+        <w:t>ЕТАП 1: Запуск з політикою 'LOG_AND_SKIP' (пропуск некоректних)</w:t>
       </w:r>
     </w:p>
     <w:p>
       <w:r>
-        <w:t>```text</w:t>
+        <w:t>--------------------------------------------------</w:t>
       </w:r>
     </w:p>
     <w:p>
       <w:r>
-        <w:t>--- Підготовка мок-середовища для Лабораторної роботи №5 (варіант №3) ---</w:t>
+        <w:t>[INFO] Loading configuration from: lab5_demo_temp/config.yaml</w:t>
       </w:r>
     </w:p>
     <w:p>
       <w:r>
-        <w:t>1. Завантаження конфігурації додатка...</w:t>
+        <w:t>[INFO] Pipeline started. Input: lab5_demo_temp/input_telemetry.csv (CSV), Output: lab5_demo_temp/output_clean.csv (CSV), Policy: LOG_AND_SKIP</w:t>
       </w:r>
     </w:p>
     <w:p>
       <w:r>
-        <w:t>Конфігурація успішно зчитана: {'validation': {'temp_min': -30.0, 'temp_max': 50.0, 'humidity_min': 10.0, 'humidity_max': 95.0, 'allowed_statuses': ['OK', 'WARNING', 'ERROR']}, 'policy': 'log_and_skip', 'log_level': 'INFO'}</w:t>
+        <w:t>[WARNING] Line 2 ignored: Температура повинна бути числом (рядок 2, поле 'temperature')</w:t>
       </w:r>
     </w:p>
     <w:p>
       <w:r>
-        <w:t>2. Запуск обробки CSV: sensor_data.csv (Політика: log_and_skip)</w:t>
+        <w:t>[WARNING] Line 4 ignored: Температура 120.5 виходить за межі діапазону [-50.0, 100.0] (рядок 4, field 'temperature')</w:t>
       </w:r>
     </w:p>
     <w:p>
       <w:r>
-        <w:t>Початок операції: 'Обробка файлу sensor_data.csv -&gt; processed_output.jsonl'...</w:t>
+        <w:t>[WARNING] Line 5 ignored: Відсутнє обов'язкове поле: 'humidity' (рядок 5, поле 'humidity')</w:t>
       </w:r>
     </w:p>
     <w:p>
       <w:r>
-        <w:t>Пропущено некоректний запис: Температура поза дозволеним діапазоном [-30.0, 50.0] (рядок/індекс: 2, поле: 'temperature', отримано значення: '-45.0')</w:t>
+        <w:t>[WARNING] Line 6 ignored: Некоректний статус: 'BAD_STATUS'. Очікується OK, WARNING або ERROR. (рядок 6, поле 'status')</w:t>
       </w:r>
     </w:p>
     <w:p>
       <w:r>
-        <w:t>Пропущено некоректний запис: Вологість поза дозволеним діапазоном [10.0, 95.0] (рядок/індекс: 3, поле: 'humidity', отримано значення: '120.0')</w:t>
+        <w:t>[INFO] Operation 'Telemetry Processing Pipeline' executed in 0.001235 sec.</w:t>
       </w:r>
     </w:p>
     <w:p>
       <w:r>
-        <w:t>Пропущено некоректний запис: Некоректний формат дати/часу (має бути ISO 8601) (рядок/індекс: 4, поле: 'timestamp', отримано значення: 'Невідомий_Час')</w:t>
+        <w:t>[INFO] Pipeline finished. Processed: 7, Written: 3</w:t>
       </w:r>
     </w:p>
     <w:p>
       <w:r>
-        <w:t>Пропущено некоректний запис: Температура має бути числовим значенням (рядок/індекс: 5, поле: 'temperature', отримано значення: 'abc')</w:t>
+        <w:t>[РЕЗУЛЬТАТ] Фільтрація завершилась успішно. Вміст очищеного файлу:</w:t>
       </w:r>
     </w:p>
     <w:p>
       <w:r>
-        <w:t>Пропущено некоректний запис: Ідентифікатор сенсора не може бути порожнім (рядок/індекс: 7, поле: 'sensor_id', отримано значення: '')</w:t>
+        <w:t>sensor_id,timestamp,temperature,humidity,status</w:t>
       </w:r>
     </w:p>
     <w:p>
       <w:r>
-        <w:t>Пропущено некоректний запис: Недопустимий статус. Дозволені: ['OK', 'WARNING', 'ERROR'] (рядок/індекс: 8, поле: 'status', отримано значення: 'INVALID_STAT')</w:t>
+        <w:t>SEN_A01,2023-11-23T12:00:00Z,24.5,55.0,OK</w:t>
       </w:r>
     </w:p>
     <w:p>
       <w:r>
-        <w:t>Операція 'Обробка файлу sensor_data.csv -&gt; processed_output.jsonl' завершена за 0.003541 сек.</w:t>
+        <w:t>SEN_A03,2023-11-23T12:02:00Z,12.2,45.1,WARNING</w:t>
       </w:r>
     </w:p>
     <w:p>
       <w:r>
-        <w:t>Обробка успішно завершена. Оброблено успішно: 2, пропущено: 6</w:t>
+        <w:t>SEN_A07,2023-11-23T12:06:00Z,-5.4,88.0,OK</w:t>
       </w:r>
     </w:p>
     <w:p>
       <w:r>
-        <w:t>Вміст вихідного файлу після обробки CSV:</w:t>
+        <w:t>--------------------------------------------------</w:t>
       </w:r>
     </w:p>
     <w:p>
       <w:r>
-        <w:t>Результат запису: {"sensor_id": "SN-001", "timestamp": "2023-10-27T10:00:00+00:00", "temperature": 22.5, "humidity": 45.0, "status": "OK"}</w:t>
+        <w:t>ЕТАП 2: Запуск з політикою 'STRICT' та тестування АТОМАРНОСТІ</w:t>
       </w:r>
     </w:p>
     <w:p>
       <w:r>
-        <w:t>Результат запису: {"sensor_id": "SN-006", "timestamp": "2023-10-27T10:25:00+00:00", "temperature": 35.2, "humidity": 88.5, "status": "OK"}</w:t>
+        <w:t>--------------------------------------------------</w:t>
       </w:r>
     </w:p>
     <w:p>
       <w:r>
-        <w:t>3. Запуск обробки JSONL: sensor_data.jsonl</w:t>
+        <w:t>[INFO] Loading configuration from: lab5_demo_temp/config.yaml</w:t>
       </w:r>
     </w:p>
     <w:p>
       <w:r>
-        <w:t>Початок операції: 'Обробка файлу sensor_data.jsonl -&gt; processed_output.jsonl'...</w:t>
+        <w:t>[INFO] Pipeline started. Input: lab5_demo_temp/input_telemetry.csv (CSV), Output: lab5_demo_temp/output_clean.jsonl (JSONL), Policy: STRICT</w:t>
       </w:r>
     </w:p>
     <w:p>
       <w:r>
-        <w:t>Пропущено некоректний запис: Температура поза дозволеним діапазоном [-30.0, 50.0] (рядок/індекс: 2, field: 'temperature', отримано значення: '55.0')</w:t>
+        <w:t>[ERROR] Pipeline crashed. Output file has been protected from corruption. Error: Критична помилка в STRICT режимі на рядку 2: Температура повинна бути числом (рядок 2, поле 'temperature')</w:t>
       </w:r>
     </w:p>
     <w:p>
       <w:r>
-        <w:t>Операція 'Обробка файлу sensor_data.jsonl -&gt; processed_output.jsonl' завершена за 0.001824 сек.</w:t>
+        <w:t>Очікуємо падіння на першій помилці (рядок №2) через політику STRICT...</w:t>
       </w:r>
     </w:p>
     <w:p>
       <w:r>
-        <w:t>Обробка успішно завершена. Оброблено успішно: 2, пропущено: 1</w:t>
+        <w:t>[УСПІШНО ПЕРЕХОПЛЕНО ПОМИЛКУ]: Помилка виконання pipeline.</w:t>
       </w:r>
     </w:p>
     <w:p>
       <w:r>
-        <w:t>Вміст вихідного файлу після обробки JSONL:</w:t>
+        <w:t>Першопричина винятку (Exception Chaining): Критична помилка в STRICT режимі на рядку 2: Температура повинна бути числом (рядок 2, поле 'temperature')</w:t>
       </w:r>
     </w:p>
     <w:p>
       <w:r>
-        <w:t>Результат запису: {"sensor_id": "SN-201", "timestamp": "2023-10-27T11:00:00+00:00", "temperature": 21.0, "humidity": 40.0, "status": "OK"}</w:t>
+        <w:t>Перевірка захисту від пошкодження output-файлу:</w:t>
       </w:r>
     </w:p>
     <w:p>
       <w:r>
-        <w:t>Результат запису: {"sensor_id": "SN-203", "timestamp": "2023-10-27T11:30:00+00:00", "temperature": 15.1, "humidity": 65.2, "status": "OK"}</w:t>
+        <w:t>Чи з'явився файл output_clean.jsonl на диску? -&gt; False (Очікується: False)</w:t>
       </w:r>
     </w:p>
     <w:p>
       <w:r>
-        <w:t>4. Зміна політики конфігурації на 'raise_on_invalid' (Fail-fast при обробці записів)...</w:t>
+        <w:t>ГАРНА РОБОТА: Атомарний менеджер запобіг збереженню неповних/пошкоджених даних на диску!</w:t>
       </w:r>
     </w:p>
     <w:p>
       <w:r>
-        <w:t>Початок операції: 'Обробка файлу sensor_data.csv -&gt; processed_output.jsonl'...</w:t>
+        <w:t>--------------------------------------------------</w:t>
       </w:r>
     </w:p>
     <w:p>
       <w:r>
-        <w:t>Критична помилка валідації запису (політика: raise_on_invalid): Температура поза дозволеним діапазоном [-30.0, 50.0] (рядок/індекс: 2, поле: 'temperature', отримано значення: '-45.0')</w:t>
+        <w:t>ЕТАП 3: Запуск з політикою 'FORCE_DEFAULT' (автокорекція значеннями по замовчуванню)</w:t>
       </w:r>
     </w:p>
     <w:p>
       <w:r>
-        <w:t>Під час запису сталася помилка. Тимчасовий файл видалено, зміни відхилено.</w:t>
+        <w:t>--------------------------------------------------</w:t>
       </w:r>
     </w:p>
     <w:p>
       <w:r>
-        <w:t>Операція 'Обробка файлу sensor_data.csv -&gt; processed_output.jsonl' завершена за 0.002241 сек.</w:t>
+        <w:t>[INFO] Loading configuration from: lab5_demo_temp/config.yaml</w:t>
       </w:r>
     </w:p>
     <w:p>
       <w:r>
-        <w:t>Перехоплено очікувану бізнес-помилку через політику 'raise_on_invalid':</w:t>
+        <w:t>[INFO] Pipeline started. Input: lab5_demo_temp/input_telemetry.csv (CSV), Output: lab5_demo_temp/output_clean.jsonl (JSONL), Policy: FORCE_DEFAULT</w:t>
       </w:r>
     </w:p>
     <w:p>
       <w:r>
-        <w:t>-&gt; Обробка даних перервана через некоректний запис.</w:t>
+        <w:t>[INFO] Line 2 corrected using defaults: Температура повинна бути числом (рядок 2, поле 'temperature')</w:t>
       </w:r>
     </w:p>
     <w:p>
       <w:r>
-        <w:t>Першопричина (Chained Exception): Температура поза дозволеним діапазоном [-30.0, 50.0] (рядок/індекс: 2, поле: 'temperature', отримано значення: '-45.0')</w:t>
+        <w:t>[INFO] Line 4 corrected using defaults: Температура 120.5 виходить за межі діапазону [-50.0, 100.0] (рядок 4, поле 'temperature')</w:t>
       </w:r>
     </w:p>
     <w:p>
       <w:r>
-        <w:t>5. Демонстрація стійкості до пошкодження вихідних файлів (Атомарний запис)...</w:t>
+        <w:t>[INFO] Line 5 corrected using defaults: Відсутнє обов'язкове поле: 'humidity' (рядок 5, поле 'humidity')</w:t>
       </w:r>
     </w:p>
     <w:p>
       <w:r>
-        <w:t>Початок операції: 'Обробка файлу sensor_data.csv -&gt; atomic_test_output.jsonl'...</w:t>
+        <w:t>[INFO] Line 6 corrected using defaults: Некоректний статус: 'BAD_STATUS'. Очікується OK, WARNING або ERROR. (рядок 6, поле 'status')</w:t>
       </w:r>
     </w:p>
     <w:p>
       <w:r>
-        <w:t>Критична помилка валідації запису (політика: raise_on_invalid): Температура поза дозволеним діапазоном [-30.0, 50.0] (рядок/індекс: 2, поле: 'temperature', отримано значення: '-45.0')</w:t>
+        <w:t>[INFO] Operation 'Telemetry Processing Pipeline' executed in 0.001945 sec.</w:t>
       </w:r>
     </w:p>
     <w:p>
       <w:r>
-        <w:t>Під час запису сталася помилка. Тимчасовий файл видалено, зміни відхилено.</w:t>
+        <w:t>[INFO] Pipeline finished. Processed: 7, Written: 7</w:t>
       </w:r>
     </w:p>
     <w:p>
       <w:r>
-        <w:t>Операція 'Обробка файлу sensor_data.csv -&gt; atomic_test_output.jsonl' завершена за 0.001920 сек.</w:t>
+        <w:t>[РЕЗУЛЬТАТ] Обробка завершилась успішно. Вміст виправленого JSONL:</w:t>
       </w:r>
     </w:p>
     <w:p>
       <w:r>
-        <w:t>Помилка сталася в середині процесу, перевіримо стан файлу...</w:t>
+        <w:t>{"sensor_id": "SEN_A01", "timestamp": "2023-11-23T12:00:00Z", "temperature": 24.5, "humidity": 55.0, "status": "OK"}</w:t>
       </w:r>
     </w:p>
     <w:p>
       <w:r>
-        <w:t>Вміст файлу після аварії пайплайну: '{"status": "OLD_VALID_DATA"}'</w:t>
+        <w:t>{"sensor_id": "SEN_A02", "timestamp": "2023-11-23T12:01:00Z", "temperature": 20.0, "humidity": 50.0, "status": "WARNING"}</w:t>
       </w:r>
     </w:p>
     <w:p>
       <w:r>
-        <w:t>Успіх! Атомарний запис захистив старий файл від пошкоджень та перезапису.</w:t>
+        <w:t>{"sensor_id": "SEN_A03", "timestamp": "2023-11-23T12:02:00Z", "temperature": 12.2, "humidity": 45.1, "status": "WARNING"}</w:t>
       </w:r>
     </w:p>
     <w:p>
       <w:r>
-        <w:t>--- Очищення тимчасових ресурсів та завершення ---</w:t>
+        <w:t>{"sensor_id": "SEN_A04", "timestamp": "2023-11-23T12:03:00Z", "temperature": 20.0, "humidity": 50.0, "status": "WARNING"}</w:t>
       </w:r>
     </w:p>
     <w:p>
       <w:r>
-        <w:t>Робочу область успішно очищено.</w:t>
+        <w:t>{"sensor_id": "SEN_A05", "timestamp": "2023-11-23T12:04:00Z", "temperature": 20.0, "humidity": 50.0, "status": "WARNING"}</w:t>
+      </w:r>
+    </w:p>
+    <w:p>
+      <w:r>
+        <w:t>{"sensor_id": "SEN_A06", "timestamp": "2023-11-23T12:05:00Z", "temperature": 20.0, "humidity": 50.0, "status": "WARNING"}</w:t>
+      </w:r>
+    </w:p>
+    <w:p>
+      <w:r>
+        <w:t>{"sensor_id": "SEN_A07", "timestamp": "2023-11-23T12:06:00Z", "temperature": -5.4, "humidity": 88.0, "status": "OK"}</w:t>
+      </w:r>
+    </w:p>
+    <w:p>
+      <w:r>
+        <w:t>--------------------------------------------------</w:t>
+      </w:r>
+    </w:p>
+    <w:p>
+      <w:r>
+        <w:t>ОЧИЩЕННЯ РЕСУРСІВ ТА ТИМЧАСОВИХ ФАЙЛІВ</w:t>
+      </w:r>
+    </w:p>
+    <w:p>
+      <w:r>
+        <w:t>--------------------------------------------------</w:t>
+      </w:r>
+    </w:p>
+    <w:p>
+      <w:r>
+        <w:t>Видалено тимчасовий файл: input_telemetry.csv</w:t>
+      </w:r>
+    </w:p>
+    <w:p>
+      <w:r>
+        <w:t>Видалено тимчасовий файл: config.yaml</w:t>
+      </w:r>
+    </w:p>
+    <w:p>
+      <w:r>
+        <w:t>Видалено тимчасовий файл: output_clean.csv</w:t>
+      </w:r>
+    </w:p>
+    <w:p>
+      <w:r>
+        <w:t>Видалено тимчасовий файл: output_clean.jsonl</w:t>
+      </w:r>
+    </w:p>
+    <w:p>
+      <w:r>
+        <w:t>Видалено тимчасову директорію.</w:t>
+      </w:r>
+    </w:p>
+    <w:p>
+      <w:r>
+        <w:t>======================================================================</w:t>
+      </w:r>
+    </w:p>
+    <w:p>
+      <w:r>
+        <w:t>ДЕМОНСТРАЦІЮ УСПІШНО ЗАВЕРШЕНО</w:t>
+      </w:r>
+    </w:p>
+    <w:p>
+      <w:r>
+        <w:t>======================================================================</w:t>
       </w:r>
     </w:p>
     <w:p>
@@ -1016,22 +1123,22 @@
     </w:p>
     <w:p>
       <w:r>
-        <w:t>1. Створена гнучка ієрархія винятків у домені розумного будинку (IoT), яка дозволяє точно розділяти системні проблеми (проблеми файлової системи, синтаксичні помилки) та бізнес-відхилення (вихід показників сенсорів за нормальні рамки).</w:t>
+        <w:t>1. **Ефективність обробки помилок**: Створення власної ієрархії винятків дозволило чітко розмежувати системні проблеми (проблеми конфігурації, доступу до дисків) від бізнес-помилок (помилки валідації структури даних IoT-сенсора).</w:t>
       </w:r>
     </w:p>
     <w:p>
       <w:r>
-        <w:t>2. Застосування підходу **EAFP** у поєднанні з **Exception Chaining** (`raise ... from`) дозволило побудувати інформативний трейсбек, де низькорівнева помилка парсингу типу конвертується у зрозумілу користувачу помилку бізнес-валідації із збереженням першопричини.</w:t>
+        <w:t>2. **Exception Chaining**: Завдяки конструкції `raise RecordValidationError(...) from err` вдалося зберегти низькорівневу інформацію про першопричину помилки (наприклад, системний виняток `ValueError` при невдалому перетворенні `"NaN_Value"` на float), що суттєво спрощує процес відладки у великих корпоративних системах.</w:t>
       </w:r>
     </w:p>
     <w:p>
       <w:r>
-        <w:t>3. Використання генераторів (`yield`) забезпечило потокову обробку великих файлів (I/O streaming). Завдяки цьому пам'ять ОЗП не перевантажується незалежно від обсягу вхідних даних (наприклад, при обробці мільйонів транзакцій чи записів сенсорів).</w:t>
+        <w:t>3. **Ресурсна безпека та атомарність**: Застосування кастомного контекстного менеджера `AtomicFileWriter` дозволило реалізувати транзакційність файлового виводу. Це гарантує цілісність даних на диску навіть у разі раптового падіння процесу під час запису.</w:t>
       </w:r>
     </w:p>
     <w:p>
       <w:r>
-        <w:t>4. Кастомний контекстний менеджер `AtomicFileWriter` дозволив реалізувати принцип транзакційності на рівні файлової системи (атомарний запис), повністю нівелювавши ризик отримання пошкоджених файлів або втрати попередньої версії даних у разі раптового падіння програми під час запису.</w:t>
+        <w:t>4. **Стрімінгова обробка**: Використання генераторів забезпечило стабільну роботу з мінімальним споживанням RAM незалежно від розміру вхідних логів, оскільки в один момент часу в пам'яті утримується лише один зчитаний рядок.</w:t>
       </w:r>
     </w:p>
     <w:sectPr>

--- a/Звіт_ЛР05.docx
+++ b/Звіт_ЛР05.docx
@@ -573,12 +573,7 @@
     </w:p>
     <w:p>
       <w:r>
-        <w:t>Сформувати практичні навички створення надійних Python-програм, які коректно працюють із помилками, файловими ресурсами, конфігурацією та структурованими форматами даних. Опанувати принципи EAFP, fail-fast, створення власних менеджерів контексту, механізми висхідного ланцюжка винятків (exception chaining) та атомарний запис файлів без перевантаження оперативної пам'яті за допомогою Streaming I/O.</w:t>
-      </w:r>
-    </w:p>
-    <w:p>
-      <w:r>
-        <w:t>---</w:t>
+        <w:t>Сформувати практичні навички створення надійних Python-програм, які коректно працюють із помилками, файловими ресурсами та структурованими форматами даних.</w:t>
       </w:r>
     </w:p>
     <w:p>
@@ -591,90 +586,7 @@
     </w:p>
     <w:p>
       <w:r>
-        <w:t>Для реалізації **варіант №3** було обрано доменну область **"Телеметрія IoT датчиків" (IoT Sensor Telemetry)**. Кожен запис містить такі поля:</w:t>
-      </w:r>
-    </w:p>
-    <w:p>
-      <w:r>
-        <w:t>- `sensor_id` (ідентифікатор сенсора)</w:t>
-      </w:r>
-    </w:p>
-    <w:p>
-      <w:r>
-        <w:t>- `timestamp` (дата та час зняття показника)</w:t>
-      </w:r>
-    </w:p>
-    <w:p>
-      <w:r>
-        <w:t>- `temperature` (температура в межах заданого діапазону)</w:t>
-      </w:r>
-    </w:p>
-    <w:p>
-      <w:r>
-        <w:t>- `humidity` (вологість в межах заданого діапазону)</w:t>
-      </w:r>
-    </w:p>
-    <w:p>
-      <w:r>
-        <w:t>- `status` (статус пристрою: `OK`, `WARNING`, `ERROR`)</w:t>
-      </w:r>
-    </w:p>
-    <w:p>
-      <w:pPr>
-        <w:pStyle w:val="Heading3"/>
-      </w:pPr>
-      <w:r>
-        <w:t>Архітектурні рішення:</w:t>
-      </w:r>
-    </w:p>
-    <w:p>
-      <w:r>
-        <w:t>1. **Зовнішня конфігурація**: Конфігурація процесу задається у файлі формату **YAML/JSON**. Для повної незалежності від зовнішніх залежностей (таких як бібліотека `PyYAML`, якої може не бути на машині перевірки) було створено кастомний парсер конфігурацій `parse_simple_yaml`.</w:t>
-      </w:r>
-    </w:p>
-    <w:p>
-      <w:r>
-        <w:t>2. **Принцип Fail-fast**: Валідація параметрів конфігурації (перевірка існування файлів, валідність діапазонів значень, сумісність форматів) виконується одразу під час ініціалізації класу `AppConfig`. Програма припиняє виконання негайно у разі виявлення помилок конфігурації.</w:t>
-      </w:r>
-    </w:p>
-    <w:p>
-      <w:r>
-        <w:t>3. **Стрімінгове читання та запис (Streaming I/O)**: Для захисту від переповнення оперативної пам'яті (при потенційному завантаженні гігабайтних логів сенсорів) читання реалізовано через **генератори** за допомогою вбудованого модуля `csv.DictReader` або зчитуванням JSON-рядків (JSON Lines) по одному рядку за ітерацію.</w:t>
-      </w:r>
-    </w:p>
-    <w:p>
-      <w:r>
-        <w:t>4. **Концепція EAFP**: Перетворення типів (наприклад, текстового поля температури на `float`) здійснюється за принципом *"Easier to Ask Forgiveness than Permission"* за допомогою блоків `try-except-else`.</w:t>
-      </w:r>
-    </w:p>
-    <w:p>
-      <w:r>
-        <w:t>5. **Атомарний запис**: Реалізовано кастомний контекстний менеджер `AtomicFileWriter` за протоколом `__enter__` / `__exit__`. Запис спочатку здійснюється в унікальний тимчасовий файл. Тільки у разі успішного завершення всього пайплайну без винятків, тимчасовий файл атомарно замінює цільовий. Це гарантує, що у разі критичної помилки на диску ніколи не залишиться напівпорожнього чи пошкодженого файлу.</w:t>
-      </w:r>
-    </w:p>
-    <w:p>
-      <w:r>
-        <w:t>6. **Політики обробки помилок (Validation Policies)**:</w:t>
-      </w:r>
-    </w:p>
-    <w:p>
-      <w:r>
-        <w:t>- `strict` — будь-який невалідний рядок зупиняє роботу програми, цільовий файл залишається незмінним.</w:t>
-      </w:r>
-    </w:p>
-    <w:p>
-      <w:r>
-        <w:t>- `log_and_skip` — невалідні записи записуються в логгер як попередження та просто пропускаються.</w:t>
-      </w:r>
-    </w:p>
-    <w:p>
-      <w:r>
-        <w:t>- `force_default` — некоректні числові дані підміняються дефолтними значеннями конфігурації.</w:t>
-      </w:r>
-    </w:p>
-    <w:p>
-      <w:r>
-        <w:t>---</w:t>
+        <w:t>Для забезпечення надійності реалізовано патерн "Atomic Write", що гарантує цілісність вихідного файлу навіть при збої програми. Обробка помилок побудована на базі власної ієрархії виключень (Custom Exceptions), що дозволяє розрізняти помилки конфігурації від помилок валідації даних. Використання генераторів та потокових ітераторів дозволяє працювати з великими обсягами даних без переповнення оперативної пам'яті.</w:t>
       </w:r>
     </w:p>
     <w:p>
@@ -687,87 +599,22 @@
     </w:p>
     <w:p>
       <w:r>
-        <w:t>- **`ApplicationError` ... `ConfigurationError`** (Ієрархія винятків):</w:t>
+        <w:t>- `DataProcessor`: основний клас для керування логікою обробки.</w:t>
       </w:r>
     </w:p>
     <w:p>
       <w:r>
-        <w:t>Забезпечує структуровану обробку помилок. `RecordValidationError` містить додаткові атрибути `line_number` та `field` для точної ідентифікації місця помилки.</w:t>
+        <w:t>- `atomic_write`: context manager, що використовує тимчасовий файл для запису, який перейменовується в цільовий файл лише після успішного завершення операцій.</w:t>
       </w:r>
     </w:p>
     <w:p>
       <w:r>
-        <w:t>- **`AtomicFileWriter`**:</w:t>
+        <w:t>- `DataValidationError`: спеціалізоване виключення, яке зберігає номер рядка та поле, де сталася помилка.</w:t>
       </w:r>
     </w:p>
     <w:p>
       <w:r>
-        <w:t>Клас-менеджер контексту для безпечного запису файлів.</w:t>
-      </w:r>
-    </w:p>
-    <w:p>
-      <w:r>
-        <w:t>- **`execution_timer`**:</w:t>
-      </w:r>
-    </w:p>
-    <w:p>
-      <w:r>
-        <w:t>Генераторний менеджер контексту (використовує `@contextmanager`) для заміру реального часу роботи пайплайну.</w:t>
-      </w:r>
-    </w:p>
-    <w:p>
-      <w:r>
-        <w:t>- **`AppConfig`**:</w:t>
-      </w:r>
-    </w:p>
-    <w:p>
-      <w:r>
-        <w:t>Клас завантаження конфігурації та валідації параметрів. Забезпечує роботу принципу fail-fast.</w:t>
-      </w:r>
-    </w:p>
-    <w:p>
-      <w:r>
-        <w:t>- **`parse_simple_yaml`**:</w:t>
-      </w:r>
-    </w:p>
-    <w:p>
-      <w:r>
-        <w:t>Парсер файлів конфігурації у форматі YAML без використання сторонніх модулів.</w:t>
-      </w:r>
-    </w:p>
-    <w:p>
-      <w:r>
-        <w:t>- **`read_csv_streaming` та `read_jsonl_streaming`**:</w:t>
-      </w:r>
-    </w:p>
-    <w:p>
-      <w:r>
-        <w:t>Генератори для потрекового зчитування вхідних файлів даних.</w:t>
-      </w:r>
-    </w:p>
-    <w:p>
-      <w:r>
-        <w:t>- **`parse_and_validate_row`**:</w:t>
-      </w:r>
-    </w:p>
-    <w:p>
-      <w:r>
-        <w:t>Функція парсингу та валідації окремого рядка телеметрії. Демонструє використання конструкцій `try/except/else` та висхідного ланцюга винятків (`raise RecordValidationError(...) from err`).</w:t>
-      </w:r>
-    </w:p>
-    <w:p>
-      <w:r>
-        <w:t>- **`run_pipeline`**:</w:t>
-      </w:r>
-    </w:p>
-    <w:p>
-      <w:r>
-        <w:t>Головний контролер пайплайну, який координує всі кроки обробки та виконує експорт даних.</w:t>
-      </w:r>
-    </w:p>
-    <w:p>
-      <w:r>
-        <w:t>---</w:t>
+        <w:t>- `process_file`: метод, що зчитує CSV, валідує кожен запис та формує JSON-результат.</w:t>
       </w:r>
     </w:p>
     <w:p>
@@ -780,337 +627,7 @@
     </w:p>
     <w:p>
       <w:r>
-        <w:t>При запуску демонстраційного методу `main()` програма виконує три етапи обробки штучно створеного "забрудненого" файлу телеметрії:</w:t>
-      </w:r>
-    </w:p>
-    <w:p>
-      <w:r>
-        <w:t>```</w:t>
-      </w:r>
-    </w:p>
-    <w:p>
-      <w:r>
-        <w:t>======================================================================</w:t>
-      </w:r>
-    </w:p>
-    <w:p>
-      <w:r>
-        <w:t>СТАРТ ДЕМОНСТРАЦІЇ ЛАБОРАТОРНОЇ РОБОТИ №5 (варіант №3)</w:t>
-      </w:r>
-    </w:p>
-    <w:p>
-      <w:r>
-        <w:t>======================================================================</w:t>
-      </w:r>
-    </w:p>
-    <w:p>
-      <w:r>
-        <w:t>[КРОК 1] Демо-файли згенеровано в директорії: /home/user/lab5_demo_temp</w:t>
-      </w:r>
-    </w:p>
-    <w:p>
-      <w:r>
-        <w:t>Вхідний файл містить 3 валідних та 4 завідомо некоректних рядки.</w:t>
-      </w:r>
-    </w:p>
-    <w:p>
-      <w:r>
-        <w:t>--------------------------------------------------</w:t>
-      </w:r>
-    </w:p>
-    <w:p>
-      <w:r>
-        <w:t>ЕТАП 1: Запуск з політикою 'LOG_AND_SKIP' (пропуск некоректних)</w:t>
-      </w:r>
-    </w:p>
-    <w:p>
-      <w:r>
-        <w:t>--------------------------------------------------</w:t>
-      </w:r>
-    </w:p>
-    <w:p>
-      <w:r>
-        <w:t>[INFO] Loading configuration from: lab5_demo_temp/config.yaml</w:t>
-      </w:r>
-    </w:p>
-    <w:p>
-      <w:r>
-        <w:t>[INFO] Pipeline started. Input: lab5_demo_temp/input_telemetry.csv (CSV), Output: lab5_demo_temp/output_clean.csv (CSV), Policy: LOG_AND_SKIP</w:t>
-      </w:r>
-    </w:p>
-    <w:p>
-      <w:r>
-        <w:t>[WARNING] Line 2 ignored: Температура повинна бути числом (рядок 2, поле 'temperature')</w:t>
-      </w:r>
-    </w:p>
-    <w:p>
-      <w:r>
-        <w:t>[WARNING] Line 4 ignored: Температура 120.5 виходить за межі діапазону [-50.0, 100.0] (рядок 4, field 'temperature')</w:t>
-      </w:r>
-    </w:p>
-    <w:p>
-      <w:r>
-        <w:t>[WARNING] Line 5 ignored: Відсутнє обов'язкове поле: 'humidity' (рядок 5, поле 'humidity')</w:t>
-      </w:r>
-    </w:p>
-    <w:p>
-      <w:r>
-        <w:t>[WARNING] Line 6 ignored: Некоректний статус: 'BAD_STATUS'. Очікується OK, WARNING або ERROR. (рядок 6, поле 'status')</w:t>
-      </w:r>
-    </w:p>
-    <w:p>
-      <w:r>
-        <w:t>[INFO] Operation 'Telemetry Processing Pipeline' executed in 0.001235 sec.</w:t>
-      </w:r>
-    </w:p>
-    <w:p>
-      <w:r>
-        <w:t>[INFO] Pipeline finished. Processed: 7, Written: 3</w:t>
-      </w:r>
-    </w:p>
-    <w:p>
-      <w:r>
-        <w:t>[РЕЗУЛЬТАТ] Фільтрація завершилась успішно. Вміст очищеного файлу:</w:t>
-      </w:r>
-    </w:p>
-    <w:p>
-      <w:r>
-        <w:t>sensor_id,timestamp,temperature,humidity,status</w:t>
-      </w:r>
-    </w:p>
-    <w:p>
-      <w:r>
-        <w:t>SEN_A01,2023-11-23T12:00:00Z,24.5,55.0,OK</w:t>
-      </w:r>
-    </w:p>
-    <w:p>
-      <w:r>
-        <w:t>SEN_A03,2023-11-23T12:02:00Z,12.2,45.1,WARNING</w:t>
-      </w:r>
-    </w:p>
-    <w:p>
-      <w:r>
-        <w:t>SEN_A07,2023-11-23T12:06:00Z,-5.4,88.0,OK</w:t>
-      </w:r>
-    </w:p>
-    <w:p>
-      <w:r>
-        <w:t>--------------------------------------------------</w:t>
-      </w:r>
-    </w:p>
-    <w:p>
-      <w:r>
-        <w:t>ЕТАП 2: Запуск з політикою 'STRICT' та тестування АТОМАРНОСТІ</w:t>
-      </w:r>
-    </w:p>
-    <w:p>
-      <w:r>
-        <w:t>--------------------------------------------------</w:t>
-      </w:r>
-    </w:p>
-    <w:p>
-      <w:r>
-        <w:t>[INFO] Loading configuration from: lab5_demo_temp/config.yaml</w:t>
-      </w:r>
-    </w:p>
-    <w:p>
-      <w:r>
-        <w:t>[INFO] Pipeline started. Input: lab5_demo_temp/input_telemetry.csv (CSV), Output: lab5_demo_temp/output_clean.jsonl (JSONL), Policy: STRICT</w:t>
-      </w:r>
-    </w:p>
-    <w:p>
-      <w:r>
-        <w:t>[ERROR] Pipeline crashed. Output file has been protected from corruption. Error: Критична помилка в STRICT режимі на рядку 2: Температура повинна бути числом (рядок 2, поле 'temperature')</w:t>
-      </w:r>
-    </w:p>
-    <w:p>
-      <w:r>
-        <w:t>Очікуємо падіння на першій помилці (рядок №2) через політику STRICT...</w:t>
-      </w:r>
-    </w:p>
-    <w:p>
-      <w:r>
-        <w:t>[УСПІШНО ПЕРЕХОПЛЕНО ПОМИЛКУ]: Помилка виконання pipeline.</w:t>
-      </w:r>
-    </w:p>
-    <w:p>
-      <w:r>
-        <w:t>Першопричина винятку (Exception Chaining): Критична помилка в STRICT режимі на рядку 2: Температура повинна бути числом (рядок 2, поле 'temperature')</w:t>
-      </w:r>
-    </w:p>
-    <w:p>
-      <w:r>
-        <w:t>Перевірка захисту від пошкодження output-файлу:</w:t>
-      </w:r>
-    </w:p>
-    <w:p>
-      <w:r>
-        <w:t>Чи з'явився файл output_clean.jsonl на диску? -&gt; False (Очікується: False)</w:t>
-      </w:r>
-    </w:p>
-    <w:p>
-      <w:r>
-        <w:t>ГАРНА РОБОТА: Атомарний менеджер запобіг збереженню неповних/пошкоджених даних на диску!</w:t>
-      </w:r>
-    </w:p>
-    <w:p>
-      <w:r>
-        <w:t>--------------------------------------------------</w:t>
-      </w:r>
-    </w:p>
-    <w:p>
-      <w:r>
-        <w:t>ЕТАП 3: Запуск з політикою 'FORCE_DEFAULT' (автокорекція значеннями по замовчуванню)</w:t>
-      </w:r>
-    </w:p>
-    <w:p>
-      <w:r>
-        <w:t>--------------------------------------------------</w:t>
-      </w:r>
-    </w:p>
-    <w:p>
-      <w:r>
-        <w:t>[INFO] Loading configuration from: lab5_demo_temp/config.yaml</w:t>
-      </w:r>
-    </w:p>
-    <w:p>
-      <w:r>
-        <w:t>[INFO] Pipeline started. Input: lab5_demo_temp/input_telemetry.csv (CSV), Output: lab5_demo_temp/output_clean.jsonl (JSONL), Policy: FORCE_DEFAULT</w:t>
-      </w:r>
-    </w:p>
-    <w:p>
-      <w:r>
-        <w:t>[INFO] Line 2 corrected using defaults: Температура повинна бути числом (рядок 2, поле 'temperature')</w:t>
-      </w:r>
-    </w:p>
-    <w:p>
-      <w:r>
-        <w:t>[INFO] Line 4 corrected using defaults: Температура 120.5 виходить за межі діапазону [-50.0, 100.0] (рядок 4, поле 'temperature')</w:t>
-      </w:r>
-    </w:p>
-    <w:p>
-      <w:r>
-        <w:t>[INFO] Line 5 corrected using defaults: Відсутнє обов'язкове поле: 'humidity' (рядок 5, поле 'humidity')</w:t>
-      </w:r>
-    </w:p>
-    <w:p>
-      <w:r>
-        <w:t>[INFO] Line 6 corrected using defaults: Некоректний статус: 'BAD_STATUS'. Очікується OK, WARNING або ERROR. (рядок 6, поле 'status')</w:t>
-      </w:r>
-    </w:p>
-    <w:p>
-      <w:r>
-        <w:t>[INFO] Operation 'Telemetry Processing Pipeline' executed in 0.001945 sec.</w:t>
-      </w:r>
-    </w:p>
-    <w:p>
-      <w:r>
-        <w:t>[INFO] Pipeline finished. Processed: 7, Written: 7</w:t>
-      </w:r>
-    </w:p>
-    <w:p>
-      <w:r>
-        <w:t>[РЕЗУЛЬТАТ] Обробка завершилась успішно. Вміст виправленого JSONL:</w:t>
-      </w:r>
-    </w:p>
-    <w:p>
-      <w:r>
-        <w:t>{"sensor_id": "SEN_A01", "timestamp": "2023-11-23T12:00:00Z", "temperature": 24.5, "humidity": 55.0, "status": "OK"}</w:t>
-      </w:r>
-    </w:p>
-    <w:p>
-      <w:r>
-        <w:t>{"sensor_id": "SEN_A02", "timestamp": "2023-11-23T12:01:00Z", "temperature": 20.0, "humidity": 50.0, "status": "WARNING"}</w:t>
-      </w:r>
-    </w:p>
-    <w:p>
-      <w:r>
-        <w:t>{"sensor_id": "SEN_A03", "timestamp": "2023-11-23T12:02:00Z", "temperature": 12.2, "humidity": 45.1, "status": "WARNING"}</w:t>
-      </w:r>
-    </w:p>
-    <w:p>
-      <w:r>
-        <w:t>{"sensor_id": "SEN_A04", "timestamp": "2023-11-23T12:03:00Z", "temperature": 20.0, "humidity": 50.0, "status": "WARNING"}</w:t>
-      </w:r>
-    </w:p>
-    <w:p>
-      <w:r>
-        <w:t>{"sensor_id": "SEN_A05", "timestamp": "2023-11-23T12:04:00Z", "temperature": 20.0, "humidity": 50.0, "status": "WARNING"}</w:t>
-      </w:r>
-    </w:p>
-    <w:p>
-      <w:r>
-        <w:t>{"sensor_id": "SEN_A06", "timestamp": "2023-11-23T12:05:00Z", "temperature": 20.0, "humidity": 50.0, "status": "WARNING"}</w:t>
-      </w:r>
-    </w:p>
-    <w:p>
-      <w:r>
-        <w:t>{"sensor_id": "SEN_A07", "timestamp": "2023-11-23T12:06:00Z", "temperature": -5.4, "humidity": 88.0, "status": "OK"}</w:t>
-      </w:r>
-    </w:p>
-    <w:p>
-      <w:r>
-        <w:t>--------------------------------------------------</w:t>
-      </w:r>
-    </w:p>
-    <w:p>
-      <w:r>
-        <w:t>ОЧИЩЕННЯ РЕСУРСІВ ТА ТИМЧАСОВИХ ФАЙЛІВ</w:t>
-      </w:r>
-    </w:p>
-    <w:p>
-      <w:r>
-        <w:t>--------------------------------------------------</w:t>
-      </w:r>
-    </w:p>
-    <w:p>
-      <w:r>
-        <w:t>Видалено тимчасовий файл: input_telemetry.csv</w:t>
-      </w:r>
-    </w:p>
-    <w:p>
-      <w:r>
-        <w:t>Видалено тимчасовий файл: config.yaml</w:t>
-      </w:r>
-    </w:p>
-    <w:p>
-      <w:r>
-        <w:t>Видалено тимчасовий файл: output_clean.csv</w:t>
-      </w:r>
-    </w:p>
-    <w:p>
-      <w:r>
-        <w:t>Видалено тимчасовий файл: output_clean.jsonl</w:t>
-      </w:r>
-    </w:p>
-    <w:p>
-      <w:r>
-        <w:t>Видалено тимчасову директорію.</w:t>
-      </w:r>
-    </w:p>
-    <w:p>
-      <w:r>
-        <w:t>======================================================================</w:t>
-      </w:r>
-    </w:p>
-    <w:p>
-      <w:r>
-        <w:t>ДЕМОНСТРАЦІЮ УСПІШНО ЗАВЕРШЕНО</w:t>
-      </w:r>
-    </w:p>
-    <w:p>
-      <w:r>
-        <w:t>======================================================================</w:t>
-      </w:r>
-    </w:p>
-    <w:p>
-      <w:r>
-        <w:t>```</w:t>
-      </w:r>
-    </w:p>
-    <w:p>
-      <w:r>
-        <w:t>---</w:t>
+        <w:t>Програма успішно зчитує файл, пропускає рядки з некоректними даними (записуючи про це в лог), а потім записує валідні записи у JSON-файл за допомогою атомарної операції.</w:t>
       </w:r>
     </w:p>
     <w:p>
@@ -1123,22 +640,7 @@
     </w:p>
     <w:p>
       <w:r>
-        <w:t>1. **Ефективність обробки помилок**: Створення власної ієрархії винятків дозволило чітко розмежувати системні проблеми (проблеми конфігурації, доступу до дисків) від бізнес-помилок (помилки валідації структури даних IoT-сенсора).</w:t>
-      </w:r>
-    </w:p>
-    <w:p>
-      <w:r>
-        <w:t>2. **Exception Chaining**: Завдяки конструкції `raise RecordValidationError(...) from err` вдалося зберегти низькорівневу інформацію про першопричину помилки (наприклад, системний виняток `ValueError` при невдалому перетворенні `"NaN_Value"` на float), що суттєво спрощує процес відладки у великих корпоративних системах.</w:t>
-      </w:r>
-    </w:p>
-    <w:p>
-      <w:r>
-        <w:t>3. **Ресурсна безпека та атомарність**: Застосування кастомного контекстного менеджера `AtomicFileWriter` дозволило реалізувати транзакційність файлового виводу. Це гарантує цілісність даних на диску навіть у разі раптового падіння процесу під час запису.</w:t>
-      </w:r>
-    </w:p>
-    <w:p>
-      <w:r>
-        <w:t>4. **Стрімінгова обробка**: Використання генераторів забезпечило стабільну роботу з мінімальним споживанням RAM незалежно від розміру вхідних логів, оскільки в один момент часу в пам'яті утримується лише один зчитаний рядок.</w:t>
+        <w:t>Під час роботи було опановано методи безпечної роботи з ресурсами (context managers), механізми обробки помилок (try/except/finally) та принципи Fail-fast. Ієрархія виключень дозволяє робити діагностику помилок більш точною та зручною для розробника.</w:t>
       </w:r>
     </w:p>
     <w:sectPr>

--- a/Звіт_ЛР05.docx
+++ b/Звіт_ЛР05.docx
@@ -568,12 +568,7 @@
         <w:pStyle w:val="Heading2"/>
       </w:pPr>
       <w:r>
-        <w:t>Мета роботи</w:t>
-      </w:r>
-    </w:p>
-    <w:p>
-      <w:r>
-        <w:t>Сформувати практичні навички створення надійних Python-програм, які коректно працюють із помилками, файловими ресурсами та структурованими форматами даних.</w:t>
+        <w:t>Мета роботи: Опанувати надійну роботу з файлами, винятками та конфігураціями.</w:t>
       </w:r>
     </w:p>
     <w:p>
@@ -586,7 +581,7 @@
     </w:p>
     <w:p>
       <w:r>
-        <w:t>Для забезпечення надійності реалізовано патерн "Atomic Write", що гарантує цілісність вихідного файлу навіть при збої програми. Обробка помилок побудована на базі власної ієрархії виключень (Custom Exceptions), що дозволяє розрізняти помилки конфігурації від помилок валідації даних. Використання генераторів та потокових ітераторів дозволяє працювати з великими обсягами даних без переповнення оперативної пам'яті.</w:t>
+        <w:t>Архітектура включає: валідатор, сервіс потокового імпорту, конфігуратор та атомний експортер. Використано патерн "Tolerant mode" для обробки помилок у записах.</w:t>
       </w:r>
     </w:p>
     <w:p>
@@ -599,22 +594,22 @@
     </w:p>
     <w:p>
       <w:r>
-        <w:t>- `DataProcessor`: основний клас для керування логікою обробки.</w:t>
+        <w:t>- RecordValidationError: custom виняток для валідації рядків CSV.</w:t>
       </w:r>
     </w:p>
     <w:p>
       <w:r>
-        <w:t>- `atomic_write`: context manager, що використовує тимчасовий файл для запису, який перейменовується в цільовий файл лише після успішного завершення операцій.</w:t>
+        <w:t>- Product: Dataclass для представлення даних інтернет-магазину.</w:t>
       </w:r>
     </w:p>
     <w:p>
       <w:r>
-        <w:t>- `DataValidationError`: спеціалізоване виключення, яке зберігає номер рядка та поле, де сталася помилка.</w:t>
+        <w:t>- load_config: завантаження налаштувань з YAML.</w:t>
       </w:r>
     </w:p>
     <w:p>
       <w:r>
-        <w:t>- `process_file`: метод, що зчитує CSV, валідує кожен запис та формує JSON-результат.</w:t>
+        <w:t>- run_import_export: основний pipeline (читання, валідація, логування, запис).</w:t>
       </w:r>
     </w:p>
     <w:p>
@@ -627,7 +622,7 @@
     </w:p>
     <w:p>
       <w:r>
-        <w:t>Програма успішно зчитує файл, пропускає рядки з некоректними даними (записуючи про це в лог), а потім записує валідні записи у JSON-файл за допомогою атомарної операції.</w:t>
+        <w:t>Програма зчитує CSV, ігнорує записи з від'ємними цінами, логує помилки та записує валідні дані у JSON файл через тимчасовий файл (атомний запис).</w:t>
       </w:r>
     </w:p>
     <w:p>
@@ -640,7 +635,7 @@
     </w:p>
     <w:p>
       <w:r>
-        <w:t>Під час роботи було опановано методи безпечної роботи з ресурсами (context managers), механізми обробки помилок (try/except/finally) та принципи Fail-fast. Ієрархія виключень дозволяє робити діагностику помилок більш точною та зручною для розробника.</w:t>
+        <w:t>Надійність програми забезпечується використанням context managers, винятків та валідації на рівні бізнес-логіки. Атомний запис гарантує цілісність даних при збоях.</w:t>
       </w:r>
     </w:p>
     <w:sectPr>
